--- a/422問題.docx
+++ b/422問題.docx
@@ -5,11 +5,19 @@
     <w:p>
       <w:pPr>
         <w:rPr>
-          <w:rFonts w:ascii="標楷體" w:eastAsia="標楷體" w:hAnsi="標楷體" w:hint="eastAsia"/>
-          <w:sz w:val="28"/>
-          <w:szCs w:val="28"/>
-        </w:rPr>
-      </w:pPr>
+          <w:rFonts w:ascii="標楷體" w:eastAsia="標楷體" w:hAnsi="標楷體"/>
+          <w:sz w:val="28"/>
+          <w:szCs w:val="28"/>
+        </w:rPr>
+      </w:pPr>
+      <w:r>
+        <w:rPr>
+          <w:rFonts w:ascii="標楷體" w:eastAsia="標楷體" w:hAnsi="標楷體" w:hint="eastAsia"/>
+          <w:sz w:val="28"/>
+          <w:szCs w:val="28"/>
+        </w:rPr>
+        <w:t>會議寶</w:t>
+      </w:r>
       <w:r>
         <w:rPr>
           <w:rFonts w:ascii="標楷體" w:eastAsia="標楷體" w:hAnsi="標楷體" w:hint="eastAsia"/>
@@ -38,7 +46,79 @@
           <w:sz w:val="28"/>
           <w:szCs w:val="28"/>
         </w:rPr>
-        <w:t>別人的系統跟我們的最大的差異、優勢?</w:t>
+        <w:t>目標客群</w:t>
+      </w:r>
+      <w:r>
+        <w:rPr>
+          <w:rFonts w:ascii="標楷體" w:eastAsia="標楷體" w:hAnsi="標楷體" w:hint="eastAsia"/>
+          <w:sz w:val="28"/>
+          <w:szCs w:val="28"/>
+        </w:rPr>
+        <w:t>??????????</w:t>
+      </w:r>
+    </w:p>
+    <w:p>
+      <w:pPr>
+        <w:pStyle w:val="a9"/>
+        <w:numPr>
+          <w:ilvl w:val="0"/>
+          <w:numId w:val="2"/>
+        </w:numPr>
+        <w:rPr>
+          <w:rFonts w:ascii="標楷體" w:eastAsia="標楷體" w:hAnsi="標楷體"/>
+          <w:sz w:val="28"/>
+          <w:szCs w:val="28"/>
+        </w:rPr>
+      </w:pPr>
+      <w:r>
+        <w:rPr>
+          <w:rFonts w:ascii="標楷體" w:eastAsia="標楷體" w:hAnsi="標楷體" w:hint="eastAsia"/>
+          <w:sz w:val="28"/>
+          <w:szCs w:val="28"/>
+        </w:rPr>
+        <w:t>我們的想法：</w:t>
+      </w:r>
+      <w:r>
+        <w:rPr>
+          <w:rFonts w:ascii="標楷體" w:eastAsia="標楷體" w:hAnsi="標楷體" w:hint="eastAsia"/>
+          <w:sz w:val="28"/>
+          <w:szCs w:val="28"/>
+        </w:rPr>
+        <w:t>針對多次開會的人</w:t>
+      </w:r>
+      <w:r>
+        <w:rPr>
+          <w:rFonts w:ascii="標楷體" w:eastAsia="標楷體" w:hAnsi="標楷體" w:hint="eastAsia"/>
+          <w:sz w:val="28"/>
+          <w:szCs w:val="28"/>
+        </w:rPr>
+        <w:t>(</w:t>
+      </w:r>
+      <w:r>
+        <w:rPr>
+          <w:rFonts w:ascii="標楷體" w:eastAsia="標楷體" w:hAnsi="標楷體" w:hint="eastAsia"/>
+          <w:sz w:val="28"/>
+          <w:szCs w:val="28"/>
+        </w:rPr>
+        <w:t>原本目標</w:t>
+      </w:r>
+      <w:proofErr w:type="gramStart"/>
+      <w:r>
+        <w:rPr>
+          <w:rFonts w:ascii="標楷體" w:eastAsia="標楷體" w:hAnsi="標楷體" w:hint="eastAsia"/>
+          <w:sz w:val="28"/>
+          <w:szCs w:val="28"/>
+        </w:rPr>
+        <w:t>客群太籠統</w:t>
+      </w:r>
+      <w:proofErr w:type="gramEnd"/>
+      <w:r>
+        <w:rPr>
+          <w:rFonts w:ascii="標楷體" w:eastAsia="標楷體" w:hAnsi="標楷體" w:hint="eastAsia"/>
+          <w:sz w:val="28"/>
+          <w:szCs w:val="28"/>
+        </w:rPr>
+        <w:t>)</w:t>
       </w:r>
     </w:p>
     <w:p>
@@ -82,15 +162,29 @@
           <w:sz w:val="28"/>
           <w:szCs w:val="28"/>
         </w:rPr>
-        <w:t>動機</w:t>
-      </w:r>
-      <w:r>
-        <w:rPr>
-          <w:rFonts w:ascii="標楷體" w:eastAsia="標楷體" w:hAnsi="標楷體" w:hint="eastAsia"/>
-          <w:sz w:val="28"/>
-          <w:szCs w:val="28"/>
-        </w:rPr>
-        <w:t>薄弱(情境分析)</w:t>
+        <w:t>別人的系統跟我們的最大的差異、優勢?</w:t>
+      </w:r>
+    </w:p>
+    <w:p>
+      <w:pPr>
+        <w:pStyle w:val="a9"/>
+        <w:numPr>
+          <w:ilvl w:val="0"/>
+          <w:numId w:val="2"/>
+        </w:numPr>
+        <w:rPr>
+          <w:rFonts w:ascii="標楷體" w:eastAsia="標楷體" w:hAnsi="標楷體"/>
+          <w:sz w:val="28"/>
+          <w:szCs w:val="28"/>
+        </w:rPr>
+      </w:pPr>
+      <w:r>
+        <w:rPr>
+          <w:rFonts w:ascii="標楷體" w:eastAsia="標楷體" w:hAnsi="標楷體" w:hint="eastAsia"/>
+          <w:sz w:val="28"/>
+          <w:szCs w:val="28"/>
+        </w:rPr>
+        <w:t>智能問答</w:t>
       </w:r>
     </w:p>
     <w:p>
@@ -112,7 +206,15 @@
           <w:sz w:val="28"/>
           <w:szCs w:val="28"/>
         </w:rPr>
-        <w:t>目標客群不明確</w:t>
+        <w:t>動機</w:t>
+      </w:r>
+      <w:r>
+        <w:rPr>
+          <w:rFonts w:ascii="標楷體" w:eastAsia="標楷體" w:hAnsi="標楷體" w:hint="eastAsia"/>
+          <w:sz w:val="28"/>
+          <w:szCs w:val="28"/>
+        </w:rPr>
+        <w:t>薄弱(情境分析)</w:t>
       </w:r>
     </w:p>
     <w:p>
@@ -123,7 +225,7 @@
           <w:numId w:val="1"/>
         </w:numPr>
         <w:rPr>
-          <w:rFonts w:ascii="標楷體" w:eastAsia="標楷體" w:hAnsi="標楷體" w:hint="eastAsia"/>
+          <w:rFonts w:ascii="標楷體" w:eastAsia="標楷體" w:hAnsi="標楷體"/>
           <w:sz w:val="28"/>
           <w:szCs w:val="28"/>
         </w:rPr>
@@ -135,6 +237,74 @@
           <w:szCs w:val="28"/>
         </w:rPr>
         <w:t>使用者分析要做</w:t>
+      </w:r>
+    </w:p>
+    <w:p>
+      <w:pPr>
+        <w:pStyle w:val="a9"/>
+        <w:numPr>
+          <w:ilvl w:val="0"/>
+          <w:numId w:val="1"/>
+        </w:numPr>
+        <w:rPr>
+          <w:rFonts w:ascii="標楷體" w:eastAsia="標楷體" w:hAnsi="標楷體"/>
+          <w:sz w:val="28"/>
+          <w:szCs w:val="28"/>
+        </w:rPr>
+      </w:pPr>
+      <w:r>
+        <w:rPr>
+          <w:rFonts w:ascii="標楷體" w:eastAsia="標楷體" w:hAnsi="標楷體" w:hint="eastAsia"/>
+          <w:sz w:val="28"/>
+          <w:szCs w:val="28"/>
+        </w:rPr>
+        <w:t>AI出錯怎麼辦</w:t>
+      </w:r>
+    </w:p>
+    <w:p>
+      <w:pPr>
+        <w:pStyle w:val="a9"/>
+        <w:numPr>
+          <w:ilvl w:val="0"/>
+          <w:numId w:val="2"/>
+        </w:numPr>
+        <w:rPr>
+          <w:rFonts w:ascii="標楷體" w:eastAsia="標楷體" w:hAnsi="標楷體"/>
+          <w:sz w:val="28"/>
+          <w:szCs w:val="28"/>
+        </w:rPr>
+      </w:pPr>
+      <w:r>
+        <w:rPr>
+          <w:rFonts w:ascii="標楷體" w:eastAsia="標楷體" w:hAnsi="標楷體" w:hint="eastAsia"/>
+          <w:sz w:val="28"/>
+          <w:szCs w:val="28"/>
+        </w:rPr>
+        <w:t>使用者可編輯</w:t>
+      </w:r>
+      <w:r>
+        <w:rPr>
+          <w:rFonts w:ascii="標楷體" w:eastAsia="標楷體" w:hAnsi="標楷體" w:hint="eastAsia"/>
+          <w:sz w:val="28"/>
+          <w:szCs w:val="28"/>
+        </w:rPr>
+        <w:t>、</w:t>
+      </w:r>
+      <w:r>
+        <w:rPr>
+          <w:rFonts w:ascii="標楷體" w:eastAsia="標楷體" w:hAnsi="標楷體" w:hint="eastAsia"/>
+          <w:sz w:val="28"/>
+          <w:szCs w:val="28"/>
+        </w:rPr>
+        <w:t>修</w:t>
+      </w:r>
+      <w:r>
+        <w:rPr>
+          <w:rFonts w:ascii="標楷體" w:eastAsia="標楷體" w:hAnsi="標楷體" w:hint="eastAsia"/>
+          <w:sz w:val="28"/>
+          <w:szCs w:val="28"/>
+        </w:rPr>
+        <w:t>改</w:t>
       </w:r>
     </w:p>
     <w:sectPr>
@@ -285,8 +455,124 @@
       </w:pPr>
     </w:lvl>
   </w:abstractNum>
+  <w:abstractNum w:abstractNumId="1" w15:restartNumberingAfterBreak="0">
+    <w:nsid w:val="74F93D08"/>
+    <w:multiLevelType w:val="hybridMultilevel"/>
+    <w:tmpl w:val="18C8F206"/>
+    <w:lvl w:ilvl="0" w:tplc="0409000D">
+      <w:start w:val="1"/>
+      <w:numFmt w:val="bullet"/>
+      <w:lvlText w:val=""/>
+      <w:lvlJc w:val="left"/>
+      <w:pPr>
+        <w:ind w:left="1047" w:hanging="480"/>
+      </w:pPr>
+      <w:rPr>
+        <w:rFonts w:ascii="Wingdings" w:hAnsi="Wingdings" w:hint="default"/>
+      </w:rPr>
+    </w:lvl>
+    <w:lvl w:ilvl="1" w:tplc="04090003" w:tentative="1">
+      <w:start w:val="1"/>
+      <w:numFmt w:val="bullet"/>
+      <w:lvlText w:val=""/>
+      <w:lvlJc w:val="left"/>
+      <w:pPr>
+        <w:ind w:left="1527" w:hanging="480"/>
+      </w:pPr>
+      <w:rPr>
+        <w:rFonts w:ascii="Wingdings" w:hAnsi="Wingdings" w:hint="default"/>
+      </w:rPr>
+    </w:lvl>
+    <w:lvl w:ilvl="2" w:tplc="04090005" w:tentative="1">
+      <w:start w:val="1"/>
+      <w:numFmt w:val="bullet"/>
+      <w:lvlText w:val=""/>
+      <w:lvlJc w:val="left"/>
+      <w:pPr>
+        <w:ind w:left="2007" w:hanging="480"/>
+      </w:pPr>
+      <w:rPr>
+        <w:rFonts w:ascii="Wingdings" w:hAnsi="Wingdings" w:hint="default"/>
+      </w:rPr>
+    </w:lvl>
+    <w:lvl w:ilvl="3" w:tplc="04090001" w:tentative="1">
+      <w:start w:val="1"/>
+      <w:numFmt w:val="bullet"/>
+      <w:lvlText w:val=""/>
+      <w:lvlJc w:val="left"/>
+      <w:pPr>
+        <w:ind w:left="2487" w:hanging="480"/>
+      </w:pPr>
+      <w:rPr>
+        <w:rFonts w:ascii="Wingdings" w:hAnsi="Wingdings" w:hint="default"/>
+      </w:rPr>
+    </w:lvl>
+    <w:lvl w:ilvl="4" w:tplc="04090003" w:tentative="1">
+      <w:start w:val="1"/>
+      <w:numFmt w:val="bullet"/>
+      <w:lvlText w:val=""/>
+      <w:lvlJc w:val="left"/>
+      <w:pPr>
+        <w:ind w:left="2967" w:hanging="480"/>
+      </w:pPr>
+      <w:rPr>
+        <w:rFonts w:ascii="Wingdings" w:hAnsi="Wingdings" w:hint="default"/>
+      </w:rPr>
+    </w:lvl>
+    <w:lvl w:ilvl="5" w:tplc="04090005" w:tentative="1">
+      <w:start w:val="1"/>
+      <w:numFmt w:val="bullet"/>
+      <w:lvlText w:val=""/>
+      <w:lvlJc w:val="left"/>
+      <w:pPr>
+        <w:ind w:left="3447" w:hanging="480"/>
+      </w:pPr>
+      <w:rPr>
+        <w:rFonts w:ascii="Wingdings" w:hAnsi="Wingdings" w:hint="default"/>
+      </w:rPr>
+    </w:lvl>
+    <w:lvl w:ilvl="6" w:tplc="04090001" w:tentative="1">
+      <w:start w:val="1"/>
+      <w:numFmt w:val="bullet"/>
+      <w:lvlText w:val=""/>
+      <w:lvlJc w:val="left"/>
+      <w:pPr>
+        <w:ind w:left="3927" w:hanging="480"/>
+      </w:pPr>
+      <w:rPr>
+        <w:rFonts w:ascii="Wingdings" w:hAnsi="Wingdings" w:hint="default"/>
+      </w:rPr>
+    </w:lvl>
+    <w:lvl w:ilvl="7" w:tplc="04090003" w:tentative="1">
+      <w:start w:val="1"/>
+      <w:numFmt w:val="bullet"/>
+      <w:lvlText w:val=""/>
+      <w:lvlJc w:val="left"/>
+      <w:pPr>
+        <w:ind w:left="4407" w:hanging="480"/>
+      </w:pPr>
+      <w:rPr>
+        <w:rFonts w:ascii="Wingdings" w:hAnsi="Wingdings" w:hint="default"/>
+      </w:rPr>
+    </w:lvl>
+    <w:lvl w:ilvl="8" w:tplc="04090005" w:tentative="1">
+      <w:start w:val="1"/>
+      <w:numFmt w:val="bullet"/>
+      <w:lvlText w:val=""/>
+      <w:lvlJc w:val="left"/>
+      <w:pPr>
+        <w:ind w:left="4887" w:hanging="480"/>
+      </w:pPr>
+      <w:rPr>
+        <w:rFonts w:ascii="Wingdings" w:hAnsi="Wingdings" w:hint="default"/>
+      </w:rPr>
+    </w:lvl>
+  </w:abstractNum>
   <w:num w:numId="1" w16cid:durableId="1174563594">
     <w:abstractNumId w:val="0"/>
+  </w:num>
+  <w:num w:numId="2" w16cid:durableId="463042577">
+    <w:abstractNumId w:val="1"/>
   </w:num>
 </w:numbering>
 </file>
